--- a/10-应急管理/运行记录类文件/TXHS-10-03-公安视频监控项目运维项目-应急演练大纲.docx
+++ b/10-应急管理/运行记录类文件/TXHS-10-03-公安视频监控项目运维项目-应急演练大纲.docx
@@ -365,6 +365,12 @@
             <w:insideH w:val="none" w:color="auto" w:sz="0" w:space="0"/>
             <w:insideV w:val="none" w:color="auto" w:sz="0" w:space="0"/>
           </w:tblBorders>
+          <w:tblCellMar>
+            <w:top w:w="0" w:type="dxa"/>
+            <w:left w:w="108" w:type="dxa"/>
+            <w:bottom w:w="0" w:type="dxa"/>
+            <w:right w:w="108" w:type="dxa"/>
+          </w:tblCellMar>
         </w:tblPrEx>
         <w:trPr>
           <w:trHeight w:val="810" w:hRule="atLeast"/>
@@ -476,7 +482,7 @@
                 <w:vertAlign w:val="baseline"/>
                 <w:lang w:val="en-US" w:eastAsia="zh-CN"/>
               </w:rPr>
-              <w:t>2025.12.15</w:t>
+              <w:t>2025.12.10</w:t>
             </w:r>
           </w:p>
         </w:tc>
@@ -626,17 +632,7 @@
                 <w:vertAlign w:val="baseline"/>
                 <w:lang w:val="en-US" w:eastAsia="zh-CN"/>
               </w:rPr>
-              <w:t>审核</w:t>
-            </w:r>
-            <w:bookmarkStart w:id="32" w:name="_GoBack"/>
-            <w:bookmarkEnd w:id="32"/>
-            <w:r>
-              <w:rPr>
-                <w:rFonts w:hint="eastAsia"/>
-                <w:vertAlign w:val="baseline"/>
-                <w:lang w:val="en-US" w:eastAsia="zh-CN"/>
-              </w:rPr>
-              <w:t>时间</w:t>
+              <w:t>审核时间</w:t>
             </w:r>
             <w:r>
               <w:rPr>
@@ -655,7 +651,7 @@
                 <w:vertAlign w:val="baseline"/>
                 <w:lang w:val="en-US" w:eastAsia="zh-CN"/>
               </w:rPr>
-              <w:t>2025.12.15</w:t>
+              <w:t>2025.12.10</w:t>
             </w:r>
           </w:p>
         </w:tc>
@@ -798,7 +794,7 @@
                 <w:vertAlign w:val="baseline"/>
                 <w:lang w:val="en-US" w:eastAsia="zh-CN"/>
               </w:rPr>
-              <w:t>2025.12.15</w:t>
+              <w:t>2025.12.10</w:t>
             </w:r>
           </w:p>
         </w:tc>
@@ -1252,8 +1248,10 @@
                 <w:szCs w:val="20"/>
                 <w:lang w:val="en-US" w:eastAsia="zh-CN"/>
               </w:rPr>
-              <w:t>15</w:t>
-            </w:r>
+              <w:t>10</w:t>
+            </w:r>
+            <w:bookmarkStart w:id="32" w:name="_GoBack"/>
+            <w:bookmarkEnd w:id="32"/>
           </w:p>
         </w:tc>
         <w:tc>
@@ -5610,8 +5608,8 @@
         <w:pStyle w:val="28"/>
         <w:bidi w:val="0"/>
       </w:pPr>
-      <w:bookmarkStart w:id="14" w:name="heading_6"/>
-      <w:bookmarkStart w:id="15" w:name="_Toc2793"/>
+      <w:bookmarkStart w:id="14" w:name="_Toc2793"/>
+      <w:bookmarkStart w:id="15" w:name="heading_6"/>
       <w:r>
         <w:t>演练场景设计</w:t>
       </w:r>
@@ -5623,8 +5621,8 @@
         <w:pStyle w:val="30"/>
         <w:bidi w:val="0"/>
       </w:pPr>
-      <w:bookmarkStart w:id="16" w:name="_Toc6235"/>
-      <w:bookmarkStart w:id="17" w:name="heading_7"/>
+      <w:bookmarkStart w:id="16" w:name="heading_7"/>
+      <w:bookmarkStart w:id="17" w:name="_Toc6235"/>
       <w:r>
         <w:t>模拟故障</w:t>
       </w:r>
@@ -7482,8 +7480,8 @@
         <w:pStyle w:val="30"/>
         <w:bidi w:val="0"/>
       </w:pPr>
-      <w:bookmarkStart w:id="20" w:name="heading_9"/>
-      <w:bookmarkStart w:id="21" w:name="_Toc8987"/>
+      <w:bookmarkStart w:id="20" w:name="_Toc8987"/>
+      <w:bookmarkStart w:id="21" w:name="heading_9"/>
       <w:r>
         <w:t>恢复策略</w:t>
       </w:r>
@@ -8118,6 +8116,12 @@
             <w:insideH w:val="none" w:color="DEE0E3" w:sz="0" w:space="0"/>
             <w:insideV w:val="none" w:color="DEE0E3" w:sz="0" w:space="0"/>
           </w:tblBorders>
+          <w:tblCellMar>
+            <w:top w:w="0" w:type="dxa"/>
+            <w:left w:w="10" w:type="dxa"/>
+            <w:bottom w:w="0" w:type="dxa"/>
+            <w:right w:w="10" w:type="dxa"/>
+          </w:tblCellMar>
         </w:tblPrEx>
         <w:trPr>
           <w:trHeight w:val="0" w:hRule="atLeast"/>
@@ -10470,8 +10474,8 @@
         <w:pStyle w:val="28"/>
         <w:bidi w:val="0"/>
       </w:pPr>
-      <w:bookmarkStart w:id="26" w:name="heading_12"/>
-      <w:bookmarkStart w:id="27" w:name="_Toc6537"/>
+      <w:bookmarkStart w:id="26" w:name="_Toc6537"/>
+      <w:bookmarkStart w:id="27" w:name="heading_12"/>
       <w:r>
         <w:t>演练后总结</w:t>
       </w:r>
@@ -12445,8 +12449,8 @@
         <w:pStyle w:val="28"/>
         <w:bidi w:val="0"/>
       </w:pPr>
-      <w:bookmarkStart w:id="30" w:name="heading_15"/>
-      <w:bookmarkStart w:id="31" w:name="_Toc755"/>
+      <w:bookmarkStart w:id="30" w:name="_Toc755"/>
+      <w:bookmarkStart w:id="31" w:name="heading_15"/>
       <w:r>
         <w:t>注意事项</w:t>
       </w:r>

--- a/10-应急管理/运行记录类文件/TXHS-10-03-公安视频监控项目运维项目-应急演练大纲.docx
+++ b/10-应急管理/运行记录类文件/TXHS-10-03-公安视频监控项目运维项目-应急演练大纲.docx
@@ -1371,7 +1371,7 @@
                 <w:vertAlign w:val="baseline"/>
                 <w:lang w:val="en-US" w:eastAsia="zh-CN"/>
               </w:rPr>
-              <w:t>强宇涛</w:t>
+              <w:t>程方</w:t>
             </w:r>
           </w:p>
         </w:tc>
@@ -1414,7 +1414,7 @@
                 <w:vertAlign w:val="baseline"/>
                 <w:lang w:val="en-US" w:eastAsia="zh-CN"/>
               </w:rPr>
-              <w:t>陈凯</w:t>
+              <w:t>茅建根</w:t>
             </w:r>
           </w:p>
         </w:tc>
